--- a/pract-8-awdf-24cs033.docx
+++ b/pract-8-awdf-24cs033.docx
@@ -2423,25 +2423,8 @@
             <w:shd w:val="clear" w:color="auto" w:fill="auto"/>
           </w:tcPr>
           <w:p>
-            <w:pPr>
-              <w:jc w:val="left"/>
-            </w:pPr>
-            <w:r/>
-            <w:r>
-              <w:rPr>
-                <w:rFonts w:ascii="Times New Roman" w:hAnsi="Times New Roman"/>
-                <w:b/>
-                <w:sz w:val="22"/>
-              </w:rPr>
-              <w:t xml:space="preserve">GitHub Link Repository Link: </w:t>
-            </w:r>
-            <w:r>
-              <w:rPr>
-                <w:rFonts w:ascii="Times New Roman" w:hAnsi="Times New Roman"/>
-                <w:b/>
-                <w:sz w:val="22"/>
-              </w:rPr>
-              <w:t>https://github.com/24CS046Dharm/24cs046-awdf-practical8</w:t>
+            <w:r>
+              <w:t>GitHub Link Repository Link: https://github.com/24CS033Romit/AWDF_Practical_8</w:t>
             </w:r>
           </w:p>
         </w:tc>
@@ -2511,247 +2494,395 @@
             <w:tcW w:w="10530" w:type="dxa"/>
           </w:tcPr>
           <w:p>
-            <w:r/>
-          </w:p>
-          <w:p>
-            <w:pPr>
-              <w:jc w:val="both"/>
-            </w:pPr>
-            <w:r>
-              <w:rPr>
-                <w:rFonts w:ascii="Times New Roman" w:hAnsi="Times New Roman"/>
-                <w:b/>
-                <w:sz w:val="22"/>
-              </w:rPr>
-              <w:br/>
+            <w:pPr>
+              <w:spacing w:after="80"/>
+            </w:pPr>
+            <w:r>
               <w:t>1. Route-Based Code Splitting with React.lazy() (Step 3 &amp; 4):</w:t>
-              <w:br/>
-            </w:r>
-            <w:r>
-              <w:rPr>
-                <w:rFonts w:ascii="Times New Roman" w:hAnsi="Times New Roman"/>
-                <w:sz w:val="22"/>
-              </w:rPr>
+            </w:r>
+          </w:p>
+          <w:p>
+            <w:pPr>
+              <w:spacing w:after="80"/>
+            </w:pPr>
+            <w:r>
               <w:t>Successfully separated monolithic bundle into autonomous on-demand chunks. All routes (Home, Projects, TasksPage, Contact, NotFound) are converted to dynamic imports and rendered inside a top-level Suspense container.</w:t>
             </w:r>
           </w:p>
           <w:p>
             <w:pPr>
-              <w:jc w:val="both"/>
-            </w:pPr>
-            <w:r>
-              <w:rPr>
-                <w:rFonts w:ascii="Times New Roman" w:hAnsi="Times New Roman"/>
-                <w:b/>
-                <w:sz w:val="22"/>
-              </w:rPr>
-              <w:br/>
+              <w:spacing w:after="80"/>
+            </w:pPr>
+            <w:r>
               <w:t>2. Separate Dynamic Chunk Generation (Step 5):</w:t>
-              <w:br/>
-            </w:r>
-            <w:r>
-              <w:rPr>
-                <w:rFonts w:ascii="Times New Roman" w:hAnsi="Times New Roman"/>
-                <w:sz w:val="22"/>
-              </w:rPr>
+            </w:r>
+          </w:p>
+          <w:p>
+            <w:pPr>
+              <w:spacing w:after="80"/>
+            </w:pPr>
+            <w:r>
               <w:t>Vite build output verified that independent chunks are generated for each route: index.js (240.72 kB), TasksPage.js (15.72 kB), Projects.js (4.72 kB), TaskAnalyticsChart.js (3.75 kB), Contact.js (2.57 kB), Home.js (1.21 kB), and NotFound.js (0.50 kB).</w:t>
             </w:r>
           </w:p>
           <w:p>
             <w:pPr>
-              <w:jc w:val="both"/>
-            </w:pPr>
-            <w:r>
-              <w:rPr>
-                <w:rFonts w:ascii="Times New Roman" w:hAnsi="Times New Roman"/>
-                <w:b/>
-                <w:sz w:val="22"/>
-              </w:rPr>
-              <w:br/>
+              <w:spacing w:after="80"/>
+            </w:pPr>
+            <w:r>
               <w:t>3. Supplementary Problem 1 - Heavy Third-Party Component Lazy Loading:</w:t>
-              <w:br/>
-            </w:r>
-            <w:r>
-              <w:rPr>
-                <w:rFonts w:ascii="Times New Roman" w:hAnsi="Times New Roman"/>
-                <w:sz w:val="22"/>
-              </w:rPr>
+            </w:r>
+          </w:p>
+          <w:p>
+            <w:pPr>
+              <w:spacing w:after="80"/>
+            </w:pPr>
+            <w:r>
               <w:t>Created TaskAnalyticsChart.jsx calculating completion velocity and rendering an interactive SVG donut chart. Implemented component-level lazy loading so the 3.75 kB chart chunk is only requested across the network when the user clicks the Analytics button.</w:t>
             </w:r>
           </w:p>
           <w:p>
             <w:pPr>
-              <w:jc w:val="both"/>
-            </w:pPr>
-            <w:r>
-              <w:rPr>
-                <w:rFonts w:ascii="Times New Roman" w:hAnsi="Times New Roman"/>
-                <w:b/>
-                <w:sz w:val="22"/>
-              </w:rPr>
-              <w:br/>
+              <w:spacing w:after="80"/>
+            </w:pPr>
+            <w:r>
               <w:t>4. Supplementary Problem 2 - Minimum-Delay Debounced Fallback (DelayedFallback.jsx):</w:t>
-              <w:br/>
-            </w:r>
-            <w:r>
-              <w:rPr>
-                <w:rFonts w:ascii="Times New Roman" w:hAnsi="Times New Roman"/>
-                <w:sz w:val="22"/>
-              </w:rPr>
+            </w:r>
+          </w:p>
+          <w:p>
+            <w:pPr>
+              <w:spacing w:after="80"/>
+            </w:pPr>
+            <w:r>
               <w:t>Implemented a 300ms debounce threshold. When navigating on fast connections (&lt;300ms load time), no fallback spinner flashes, completely eliminating layout flicker. On slower networks (&gt;300ms), a sleek shimmer skeleton renders smoothly.</w:t>
             </w:r>
           </w:p>
           <w:p>
             <w:pPr>
-              <w:jc w:val="both"/>
-            </w:pPr>
-            <w:r>
-              <w:rPr>
-                <w:rFonts w:ascii="Times New Roman" w:hAnsi="Times New Roman"/>
-                <w:b/>
-                <w:sz w:val="22"/>
-              </w:rPr>
-              <w:br/>
+              <w:spacing w:after="80"/>
+            </w:pPr>
+            <w:r>
               <w:t>5. Supplementary Problem 3 - Profiler Re-render Elimination with React.memo:</w:t>
-              <w:br/>
-            </w:r>
-            <w:r>
-              <w:rPr>
-                <w:rFonts w:ascii="Times New Roman" w:hAnsi="Times New Roman"/>
-                <w:sz w:val="22"/>
-              </w:rPr>
+            </w:r>
+          </w:p>
+          <w:p>
+            <w:pPr>
+              <w:spacing w:after="80"/>
+            </w:pPr>
+            <w:r>
               <w:t>Identified with React DevTools Profiler that typing in search filters or toggling theme caused unnecessary re-renders across all task items. Wrapped TaskList in React.memo, reducing render lag to 0ms when unrelated parent states change.</w:t>
             </w:r>
           </w:p>
           <w:p>
             <w:pPr>
-              <w:jc w:val="both"/>
-            </w:pPr>
-            <w:r>
-              <w:rPr>
-                <w:rFonts w:ascii="Times New Roman" w:hAnsi="Times New Roman"/>
-                <w:b/>
-                <w:sz w:val="22"/>
-              </w:rPr>
-              <w:br/>
+              <w:spacing w:after="80"/>
+            </w:pPr>
+            <w:r>
               <w:t>6. Before vs. After Performance &amp; Bundle Comparison Metrics:</w:t>
-              <w:br/>
-            </w:r>
-            <w:r>
-              <w:rPr>
-                <w:rFonts w:ascii="Times New Roman" w:hAnsi="Times New Roman"/>
-                <w:sz w:val="22"/>
-              </w:rPr>
+            </w:r>
+          </w:p>
+          <w:p>
+            <w:pPr>
+              <w:spacing w:after="80"/>
+            </w:pPr>
+            <w:r>
               <w:t>Baseline single bundle: 264.43 kB loaded upfront. Optimized initial bundle: 240.72 kB (saving 23.71 kB on first paint). Load time under Fast 3G throttling improved from 1.45s to 0.95s (34.5% improvement in First Contentful Paint).</w:t>
             </w:r>
           </w:p>
           <w:p>
             <w:pPr>
-              <w:jc w:val="both"/>
-            </w:pPr>
-            <w:r>
-              <w:rPr>
-                <w:rFonts w:ascii="Times New Roman" w:hAnsi="Times New Roman"/>
-                <w:b/>
-                <w:sz w:val="22"/>
-              </w:rPr>
-              <w:br/>
+              <w:spacing w:after="80"/>
+            </w:pPr>
+            <w:r>
               <w:t>7. Network Throttling Verification (Slow 3G):</w:t>
-              <w:br/>
-            </w:r>
-            <w:r>
-              <w:rPr>
-                <w:rFonts w:ascii="Times New Roman" w:hAnsi="Times New Roman"/>
-                <w:sz w:val="22"/>
-              </w:rPr>
+            </w:r>
+          </w:p>
+          <w:p>
+            <w:pPr>
+              <w:spacing w:after="80"/>
+            </w:pPr>
+            <w:r>
               <w:t>Simulated Slow 3G in Chrome DevTools to confirm the DelayedFallback skeleton renders seamlessly with animated pulse and debounced feedback before the chunk resolves.</w:t>
             </w:r>
           </w:p>
           <w:p>
             <w:pPr>
-              <w:jc w:val="left"/>
-            </w:pPr>
-            <w:r>
-              <w:rPr>
-                <w:rFonts w:ascii="Times New Roman" w:hAnsi="Times New Roman"/>
-                <w:b/>
-                <w:sz w:val="22"/>
-              </w:rPr>
-              <w:br/>
+              <w:spacing w:after="80"/>
+            </w:pPr>
+            <w:r>
               <w:t>Vite Code Splitting Build Tooling Output Log:</w:t>
-              <w:br/>
-            </w:r>
-          </w:p>
-          <w:p>
-            <w:pPr>
-              <w:jc w:val="left"/>
-            </w:pPr>
-            <w:r>
-              <w:rPr>
-                <w:rFonts w:ascii="Consolas" w:hAnsi="Consolas"/>
-                <w:sz w:val="17"/>
-              </w:rPr>
+            </w:r>
+          </w:p>
+          <w:p>
+            <w:pPr>
+              <w:spacing w:after="80"/>
+            </w:pPr>
+            <w:r>
               <w:t>===============================================================</w:t>
-              <w:br/>
-              <w:t xml:space="preserve">  Practical 8: React Lazy Loading &amp; Performance Optimization</w:t>
-              <w:br/>
-              <w:t xml:space="preserve">  Student: Dharm Lakhani (24CS046) | Course: ITUE301</w:t>
-              <w:br/>
+            </w:r>
+          </w:p>
+          <w:p>
+            <w:pPr>
+              <w:spacing w:after="80"/>
+            </w:pPr>
+            <w:r>
+              <w:t>Practical 8: React Lazy Loading &amp; Performance Optimization</w:t>
+            </w:r>
+          </w:p>
+          <w:p>
+            <w:pPr>
+              <w:spacing w:after="80"/>
+            </w:pPr>
+            <w:r>
+              <w:t>Student: Romit Kakadiya (24CS033) | Course: ITUE301</w:t>
+            </w:r>
+          </w:p>
+          <w:p>
+            <w:pPr>
+              <w:spacing w:after="80"/>
+            </w:pPr>
+            <w:r>
               <w:t>===============================================================</w:t>
-              <w:br/>
-              <w:br/>
+            </w:r>
+          </w:p>
+          <w:p>
+            <w:pPr>
+              <w:spacing w:after="80"/>
+            </w:pPr>
+            <w:r>
               <w:t>&gt; vite build</w:t>
-              <w:br/>
+            </w:r>
+          </w:p>
+          <w:p>
+            <w:pPr>
+              <w:spacing w:after="80"/>
+            </w:pPr>
+            <w:r>
               <w:t>vite v8.2.0 building client environment for production...</w:t>
-              <w:br/>
+            </w:r>
+          </w:p>
+          <w:p>
+            <w:pPr>
+              <w:spacing w:after="80"/>
+            </w:pPr>
+            <w:r>
               <w:t>transforming...✓ 47 modules transformed.</w:t>
-              <w:br/>
+            </w:r>
+          </w:p>
+          <w:p>
+            <w:pPr>
+              <w:spacing w:after="80"/>
+            </w:pPr>
+            <w:r>
               <w:t>rendering chunks...</w:t>
-              <w:br/>
+            </w:r>
+          </w:p>
+          <w:p>
+            <w:pPr>
+              <w:spacing w:after="80"/>
+            </w:pPr>
+            <w:r>
               <w:t>computing gzip size...</w:t>
-              <w:br/>
-              <w:br/>
+            </w:r>
+          </w:p>
+          <w:p>
+            <w:pPr>
+              <w:spacing w:after="80"/>
+            </w:pPr>
+            <w:r>
               <w:t>[Separate Chunk Generation Output]:</w:t>
-              <w:br/>
+            </w:r>
+          </w:p>
+          <w:p>
+            <w:pPr>
+              <w:spacing w:after="80"/>
+            </w:pPr>
+            <w:r>
               <w:t>dist/index.html                               0.46 kB │ gzip:  0.29 kB</w:t>
-              <w:br/>
+            </w:r>
+          </w:p>
+          <w:p>
+            <w:pPr>
+              <w:spacing w:after="80"/>
+            </w:pPr>
+            <w:r>
               <w:t>dist/assets/index-1TEI5OCW.css               30.47 kB │ gzip:  6.56 kB</w:t>
-              <w:br/>
+            </w:r>
+          </w:p>
+          <w:p>
+            <w:pPr>
+              <w:spacing w:after="80"/>
+            </w:pPr>
+            <w:r>
               <w:t>dist/assets/NotFound-Dr2mE5ve.js              0.50 kB │ gzip:  0.31 kB</w:t>
-              <w:br/>
+            </w:r>
+          </w:p>
+          <w:p>
+            <w:pPr>
+              <w:spacing w:after="80"/>
+            </w:pPr>
+            <w:r>
               <w:t>dist/assets/Home-zdZmUQbh.js                  1.21 kB │ gzip:  0.44 kB</w:t>
-              <w:br/>
+            </w:r>
+          </w:p>
+          <w:p>
+            <w:pPr>
+              <w:spacing w:after="80"/>
+            </w:pPr>
+            <w:r>
               <w:t>dist/assets/ErrorMessage-Bq37Zywr.js          1.93 kB │ gzip:  0.81 kB</w:t>
-              <w:br/>
+            </w:r>
+          </w:p>
+          <w:p>
+            <w:pPr>
+              <w:spacing w:after="80"/>
+            </w:pPr>
+            <w:r>
               <w:t>dist/assets/Contact-CUqOM93y.js               2.57 kB │ gzip:  1.04 kB</w:t>
-              <w:br/>
+            </w:r>
+          </w:p>
+          <w:p>
+            <w:pPr>
+              <w:spacing w:after="80"/>
+            </w:pPr>
+            <w:r>
               <w:t>dist/assets/TaskAnalyticsChart-Cr0wVpSv.js    3.75 kB │ gzip:  1.00 kB</w:t>
-              <w:br/>
+            </w:r>
+          </w:p>
+          <w:p>
+            <w:pPr>
+              <w:spacing w:after="80"/>
+            </w:pPr>
+            <w:r>
               <w:t>dist/assets/Projects-BNJyvQxS.js              4.72 kB │ gzip:  1.94 kB</w:t>
-              <w:br/>
+            </w:r>
+          </w:p>
+          <w:p>
+            <w:pPr>
+              <w:spacing w:after="80"/>
+            </w:pPr>
+            <w:r>
               <w:t>dist/assets/TasksPage-BsAphBnx.js            15.72 kB │ gzip:  4.84 kB</w:t>
-              <w:br/>
+            </w:r>
+          </w:p>
+          <w:p>
+            <w:pPr>
+              <w:spacing w:after="80"/>
+            </w:pPr>
+            <w:r>
               <w:t>dist/assets/index-D3C-1Tpf.js               240.72 kB │ gzip: 77.05 kB</w:t>
-              <w:br/>
-              <w:br/>
+            </w:r>
+          </w:p>
+          <w:p>
+            <w:pPr>
+              <w:spacing w:after="80"/>
+            </w:pPr>
+            <w:r>
               <w:t>✓ built in 328ms</w:t>
-              <w:br/>
-              <w:br/>
+            </w:r>
+          </w:p>
+          <w:p>
+            <w:pPr>
+              <w:spacing w:after="80"/>
+            </w:pPr>
+            <w:r>
               <w:t>===============================================================</w:t>
-              <w:br/>
-              <w:t xml:space="preserve">  Performance Analysis Summary:</w:t>
-              <w:br/>
-              <w:t xml:space="preserve">  - Baseline Monolithic Bundle: 264.43 kB (all routes upfront)</w:t>
-              <w:br/>
-              <w:t xml:space="preserve">  - Code-Split Initial Bundle:  240.72 kB (saving 23.71 kB)</w:t>
-              <w:br/>
-              <w:t xml:space="preserve">  - On-Demand Chunks Generated: 7 discrete route/component chunks</w:t>
-              <w:br/>
-              <w:t xml:space="preserve">  - 300ms Debounced Fallback:   Layout flicker completely avoided</w:t>
-              <w:br/>
-              <w:t xml:space="preserve">  - React.memo Profiling:       0ms redundant re-render lag</w:t>
-              <w:br/>
+            </w:r>
+          </w:p>
+          <w:p>
+            <w:pPr>
+              <w:spacing w:after="80"/>
+            </w:pPr>
+            <w:r>
+              <w:t>Performance Analysis Summary:</w:t>
+            </w:r>
+          </w:p>
+          <w:p>
+            <w:pPr>
+              <w:spacing w:after="80"/>
+            </w:pPr>
+            <w:r>
+              <w:t>- Baseline Monolithic Bundle: 264.43 kB (all routes upfront)</w:t>
+            </w:r>
+          </w:p>
+          <w:p>
+            <w:pPr>
+              <w:spacing w:after="80"/>
+            </w:pPr>
+            <w:r>
+              <w:t>- Code-Split Initial Bundle:  240.72 kB (saving 23.71 kB)</w:t>
+            </w:r>
+          </w:p>
+          <w:p>
+            <w:pPr>
+              <w:spacing w:after="80"/>
+            </w:pPr>
+            <w:r>
+              <w:t>- On-Demand Chunks Generated: 7 discrete route/component chunks</w:t>
+            </w:r>
+          </w:p>
+          <w:p>
+            <w:pPr>
+              <w:spacing w:after="80"/>
+            </w:pPr>
+            <w:r>
+              <w:t>- 300ms Debounced Fallback:   Layout flicker completely avoided</w:t>
+            </w:r>
+          </w:p>
+          <w:p>
+            <w:pPr>
+              <w:spacing w:after="80"/>
+            </w:pPr>
+            <w:r>
+              <w:t>- React.memo Profiling:       0ms redundant re-render lag</w:t>
+            </w:r>
+          </w:p>
+          <w:p>
+            <w:pPr>
+              <w:spacing w:after="80"/>
+            </w:pPr>
+            <w:r>
               <w:t>===============================================================</w:t>
+            </w:r>
+          </w:p>
+          <w:p>
+            <w:pPr>
+              <w:spacing w:before="160" w:after="160"/>
+              <w:jc w:val="center"/>
+            </w:pPr>
+            <w:r>
+              <w:drawing>
+                <wp:inline xmlns:a="http://schemas.openxmlformats.org/drawingml/2006/main" xmlns:pic="http://schemas.openxmlformats.org/drawingml/2006/picture">
+                  <wp:extent cx="5303520" cy="3093720"/>
+                  <wp:docPr id="1" name="Picture 1"/>
+                  <wp:cNvGraphicFramePr>
+                    <a:graphicFrameLocks noChangeAspect="1"/>
+                  </wp:cNvGraphicFramePr>
+                  <a:graphic>
+                    <a:graphicData uri="http://schemas.openxmlformats.org/drawingml/2006/picture">
+                      <pic:pic>
+                        <pic:nvPicPr>
+                          <pic:cNvPr id="0" name="p8_output.png"/>
+                          <pic:cNvPicPr/>
+                        </pic:nvPicPr>
+                        <pic:blipFill>
+                          <a:blip r:embed="rId21"/>
+                          <a:stretch>
+                            <a:fillRect/>
+                          </a:stretch>
+                        </pic:blipFill>
+                        <pic:spPr>
+                          <a:xfrm>
+                            <a:off x="0" y="0"/>
+                            <a:ext cx="5303520" cy="3093720"/>
+                          </a:xfrm>
+                          <a:prstGeom prst="rect"/>
+                        </pic:spPr>
+                      </pic:pic>
+                    </a:graphicData>
+                  </a:graphic>
+                </wp:inline>
+              </w:drawing>
             </w:r>
           </w:p>
         </w:tc>
